--- a/文档/每日计划表/7月6日计划表.docx
+++ b/文档/每日计划表/7月6日计划表.docx
@@ -191,6 +191,10 @@
         <w:spacing w:before="120" w:after="120" w:line="288" w:lineRule="auto"/>
         <w:ind w:left="0"/>
         <w:jc w:val="left"/>
+        <w:rPr>
+          <w:rFonts w:ascii="Arial" w:hAnsi="Arial" w:eastAsia="等线" w:cs="Arial"/>
+          <w:sz w:val="22"/>
+        </w:rPr>
       </w:pPr>
       <w:r>
         <w:rPr>
@@ -199,32 +203,13 @@
         </w:rPr>
         <w:t>【填写说明】如实记录今日小组既定任务完成进度、完成质量、未完成事项及原因</w:t>
       </w:r>
+      <w:bookmarkStart w:id="3" w:name="_GoBack"/>
+      <w:bookmarkEnd w:id="3"/>
     </w:p>
     <w:p>
       <w:pPr>
         <w:numPr>
           <w:ilvl w:val="0"/>
-          <w:numId w:val="1"/>
-        </w:numPr>
-        <w:spacing w:before="120" w:after="120" w:line="288" w:lineRule="auto"/>
-        <w:ind w:left="0"/>
-        <w:jc w:val="left"/>
-        <w:rPr>
-          <w:rFonts w:ascii="Arial" w:hAnsi="Arial" w:eastAsia="等线" w:cs="Arial"/>
-          <w:sz w:val="22"/>
-        </w:rPr>
-      </w:pPr>
-      <w:r>
-        <w:rPr>
-          <w:rFonts w:ascii="Arial" w:hAnsi="Arial" w:eastAsia="等线" w:cs="Arial"/>
-          <w:sz w:val="22"/>
-        </w:rPr>
-        <w:t>今日既定任务清单及完成进度：</w:t>
-      </w:r>
-    </w:p>
-    <w:p>
-      <w:pPr>
-        <w:numPr>
           <w:numId w:val="0"/>
         </w:numPr>
         <w:spacing w:before="120" w:after="120" w:line="288" w:lineRule="auto"/>
@@ -245,6 +230,7 @@
     <w:p>
       <w:pPr>
         <w:numPr>
+          <w:ilvl w:val="0"/>
           <w:numId w:val="0"/>
         </w:numPr>
         <w:spacing w:before="120" w:after="120" w:line="288" w:lineRule="auto"/>
@@ -265,6 +251,7 @@
     <w:p>
       <w:pPr>
         <w:numPr>
+          <w:ilvl w:val="0"/>
           <w:numId w:val="0"/>
         </w:numPr>
         <w:spacing w:before="120" w:after="120" w:line="288" w:lineRule="auto"/>
@@ -285,6 +272,7 @@
     <w:p>
       <w:pPr>
         <w:numPr>
+          <w:ilvl w:val="0"/>
           <w:numId w:val="0"/>
         </w:numPr>
         <w:spacing w:before="120" w:after="120" w:line="288" w:lineRule="auto"/>
@@ -305,6 +293,7 @@
     <w:p>
       <w:pPr>
         <w:numPr>
+          <w:ilvl w:val="0"/>
           <w:numId w:val="0"/>
         </w:numPr>
         <w:spacing w:before="120" w:after="120" w:line="288" w:lineRule="auto"/>
@@ -325,6 +314,7 @@
     <w:p>
       <w:pPr>
         <w:numPr>
+          <w:ilvl w:val="0"/>
           <w:numId w:val="0"/>
         </w:numPr>
         <w:spacing w:before="120" w:after="120" w:line="288" w:lineRule="auto"/>
@@ -345,6 +335,7 @@
     <w:p>
       <w:pPr>
         <w:numPr>
+          <w:ilvl w:val="0"/>
           <w:numId w:val="0"/>
         </w:numPr>
         <w:spacing w:before="120" w:after="120" w:line="288" w:lineRule="auto"/>
@@ -365,6 +356,7 @@
     <w:p>
       <w:pPr>
         <w:numPr>
+          <w:ilvl w:val="0"/>
           <w:numId w:val="0"/>
         </w:numPr>
         <w:spacing w:before="120" w:after="120" w:line="288" w:lineRule="auto"/>
@@ -385,6 +377,7 @@
     <w:p>
       <w:pPr>
         <w:numPr>
+          <w:ilvl w:val="0"/>
           <w:numId w:val="0"/>
         </w:numPr>
         <w:spacing w:before="120" w:after="120" w:line="288" w:lineRule="auto"/>
@@ -690,19 +683,160 @@
         <w:spacing w:before="120" w:after="120" w:line="288" w:lineRule="auto"/>
         <w:ind w:left="0"/>
         <w:jc w:val="left"/>
+      </w:pPr>
+      <w:r>
+        <w:drawing>
+          <wp:inline distT="0" distB="0" distL="114300" distR="114300">
+            <wp:extent cx="3117850" cy="3568700"/>
+            <wp:effectExtent l="0" t="0" r="6350" b="0"/>
+            <wp:docPr id="4" name="图片 4"/>
+            <wp:cNvGraphicFramePr>
+              <a:graphicFrameLocks xmlns:a="http://schemas.openxmlformats.org/drawingml/2006/main" noChangeAspect="1"/>
+            </wp:cNvGraphicFramePr>
+            <a:graphic xmlns:a="http://schemas.openxmlformats.org/drawingml/2006/main">
+              <a:graphicData uri="http://schemas.openxmlformats.org/drawingml/2006/picture">
+                <pic:pic xmlns:pic="http://schemas.openxmlformats.org/drawingml/2006/picture">
+                  <pic:nvPicPr>
+                    <pic:cNvPr id="4" name="图片 4"/>
+                    <pic:cNvPicPr>
+                      <a:picLocks noChangeAspect="1"/>
+                    </pic:cNvPicPr>
+                  </pic:nvPicPr>
+                  <pic:blipFill>
+                    <a:blip r:embed="rId9"/>
+                    <a:stretch>
+                      <a:fillRect/>
+                    </a:stretch>
+                  </pic:blipFill>
+                  <pic:spPr>
+                    <a:xfrm>
+                      <a:off x="0" y="0"/>
+                      <a:ext cx="3117850" cy="3568700"/>
+                    </a:xfrm>
+                    <a:prstGeom prst="rect">
+                      <a:avLst/>
+                    </a:prstGeom>
+                    <a:noFill/>
+                    <a:ln>
+                      <a:noFill/>
+                    </a:ln>
+                  </pic:spPr>
+                </pic:pic>
+              </a:graphicData>
+            </a:graphic>
+          </wp:inline>
+        </w:drawing>
+      </w:r>
+    </w:p>
+    <w:p>
+      <w:pPr>
+        <w:spacing w:before="120" w:after="120" w:line="288" w:lineRule="auto"/>
+        <w:ind w:left="0"/>
+        <w:jc w:val="left"/>
+      </w:pPr>
+      <w:r>
+        <w:drawing>
+          <wp:inline distT="0" distB="0" distL="114300" distR="114300">
+            <wp:extent cx="3060700" cy="4692650"/>
+            <wp:effectExtent l="0" t="0" r="0" b="6350"/>
+            <wp:docPr id="5" name="图片 5"/>
+            <wp:cNvGraphicFramePr>
+              <a:graphicFrameLocks xmlns:a="http://schemas.openxmlformats.org/drawingml/2006/main" noChangeAspect="1"/>
+            </wp:cNvGraphicFramePr>
+            <a:graphic xmlns:a="http://schemas.openxmlformats.org/drawingml/2006/main">
+              <a:graphicData uri="http://schemas.openxmlformats.org/drawingml/2006/picture">
+                <pic:pic xmlns:pic="http://schemas.openxmlformats.org/drawingml/2006/picture">
+                  <pic:nvPicPr>
+                    <pic:cNvPr id="5" name="图片 5"/>
+                    <pic:cNvPicPr>
+                      <a:picLocks noChangeAspect="1"/>
+                    </pic:cNvPicPr>
+                  </pic:nvPicPr>
+                  <pic:blipFill>
+                    <a:blip r:embed="rId10"/>
+                    <a:stretch>
+                      <a:fillRect/>
+                    </a:stretch>
+                  </pic:blipFill>
+                  <pic:spPr>
+                    <a:xfrm>
+                      <a:off x="0" y="0"/>
+                      <a:ext cx="3060700" cy="4692650"/>
+                    </a:xfrm>
+                    <a:prstGeom prst="rect">
+                      <a:avLst/>
+                    </a:prstGeom>
+                    <a:noFill/>
+                    <a:ln>
+                      <a:noFill/>
+                    </a:ln>
+                  </pic:spPr>
+                </pic:pic>
+              </a:graphicData>
+            </a:graphic>
+          </wp:inline>
+        </w:drawing>
+      </w:r>
+    </w:p>
+    <w:p>
+      <w:pPr>
+        <w:spacing w:before="120" w:after="120" w:line="288" w:lineRule="auto"/>
+        <w:ind w:left="0"/>
+        <w:jc w:val="left"/>
         <w:rPr>
           <w:rFonts w:hint="default"/>
           <w:lang w:val="en-US" w:eastAsia="zh-CN"/>
         </w:rPr>
       </w:pPr>
-      <w:bookmarkStart w:id="3" w:name="_GoBack"/>
-      <w:bookmarkEnd w:id="3"/>
+      <w:r>
+        <w:drawing>
+          <wp:inline distT="0" distB="0" distL="114300" distR="114300">
+            <wp:extent cx="3124200" cy="4984750"/>
+            <wp:effectExtent l="0" t="0" r="0" b="6350"/>
+            <wp:docPr id="6" name="图片 6"/>
+            <wp:cNvGraphicFramePr>
+              <a:graphicFrameLocks xmlns:a="http://schemas.openxmlformats.org/drawingml/2006/main" noChangeAspect="1"/>
+            </wp:cNvGraphicFramePr>
+            <a:graphic xmlns:a="http://schemas.openxmlformats.org/drawingml/2006/main">
+              <a:graphicData uri="http://schemas.openxmlformats.org/drawingml/2006/picture">
+                <pic:pic xmlns:pic="http://schemas.openxmlformats.org/drawingml/2006/picture">
+                  <pic:nvPicPr>
+                    <pic:cNvPr id="6" name="图片 6"/>
+                    <pic:cNvPicPr>
+                      <a:picLocks noChangeAspect="1"/>
+                    </pic:cNvPicPr>
+                  </pic:nvPicPr>
+                  <pic:blipFill>
+                    <a:blip r:embed="rId11"/>
+                    <a:stretch>
+                      <a:fillRect/>
+                    </a:stretch>
+                  </pic:blipFill>
+                  <pic:spPr>
+                    <a:xfrm>
+                      <a:off x="0" y="0"/>
+                      <a:ext cx="3124200" cy="4984750"/>
+                    </a:xfrm>
+                    <a:prstGeom prst="rect">
+                      <a:avLst/>
+                    </a:prstGeom>
+                    <a:noFill/>
+                    <a:ln>
+                      <a:noFill/>
+                    </a:ln>
+                  </pic:spPr>
+                </pic:pic>
+              </a:graphicData>
+            </a:graphic>
+          </wp:inline>
+        </w:drawing>
+      </w:r>
     </w:p>
     <w:p>
       <w:pPr>
         <w:numPr>
           <w:ilvl w:val="0"/>
-          <w:numId w:val="2"/>
+          <w:numId w:val="1"/>
         </w:numPr>
         <w:spacing w:before="120" w:after="120" w:line="288" w:lineRule="auto"/>
         <w:ind w:left="0"/>
@@ -1437,18 +1571,6 @@
 <file path=word/numbering.xml><?xml version="1.0" encoding="utf-8"?>
 <w:numbering xmlns:wpc="http://schemas.microsoft.com/office/word/2010/wordprocessingCanvas" xmlns:mc="http://schemas.openxmlformats.org/markup-compatibility/2006" xmlns:o="urn:schemas-microsoft-com:office:office" xmlns:r="http://schemas.openxmlformats.org/officeDocument/2006/relationships" xmlns:m="http://schemas.openxmlformats.org/officeDocument/2006/math" xmlns:v="urn:schemas-microsoft-com:vml" xmlns:wp14="http://schemas.microsoft.com/office/word/2010/wordprocessingDrawing" xmlns:wp="http://schemas.openxmlformats.org/drawingml/2006/wordprocessingDrawing" xmlns:w10="urn:schemas-microsoft-com:office:word" xmlns:w="http://schemas.openxmlformats.org/wordprocessingml/2006/main" xmlns:w14="http://schemas.microsoft.com/office/word/2010/wordml" xmlns:wpg="http://schemas.microsoft.com/office/word/2010/wordprocessingGroup" xmlns:wpi="http://schemas.microsoft.com/office/word/2010/wordprocessingInk" xmlns:wne="http://schemas.microsoft.com/office/word/2006/wordml" xmlns:wps="http://schemas.microsoft.com/office/word/2010/wordprocessingShape" xmlns:wpsCustomData="http://www.wps.cn/officeDocument/2013/wpsCustomData" mc:Ignorable="w14 wp14">
   <w:abstractNum w:abstractNumId="0">
-    <w:nsid w:val="8DF94E1E"/>
-    <w:multiLevelType w:val="singleLevel"/>
-    <w:tmpl w:val="8DF94E1E"/>
-    <w:lvl w:ilvl="0" w:tentative="0">
-      <w:start w:val="1"/>
-      <w:numFmt w:val="decimal"/>
-      <w:suff w:val="space"/>
-      <w:lvlText w:val="%1."/>
-      <w:lvlJc w:val="left"/>
-    </w:lvl>
-  </w:abstractNum>
-  <w:abstractNum w:abstractNumId="1">
     <w:nsid w:val="0F0C830A"/>
     <w:multiLevelType w:val="singleLevel"/>
     <w:tmpl w:val="0F0C830A"/>
@@ -1462,9 +1584,6 @@
   </w:abstractNum>
   <w:num w:numId="1">
     <w:abstractNumId w:val="0"/>
-  </w:num>
-  <w:num w:numId="2">
-    <w:abstractNumId w:val="1"/>
   </w:num>
 </w:numbering>
 </file>
@@ -1545,7 +1664,7 @@
     <w:lsdException w:qFormat="1" w:unhideWhenUsed="0" w:uiPriority="0" w:semiHidden="0" w:name="Title"/>
     <w:lsdException w:unhideWhenUsed="0" w:uiPriority="0" w:semiHidden="0" w:name="Closing"/>
     <w:lsdException w:unhideWhenUsed="0" w:uiPriority="0" w:semiHidden="0" w:name="Signature"/>
-    <w:lsdException w:unhideWhenUsed="0" w:uiPriority="0" w:name="Default Paragraph Font"/>
+    <w:lsdException w:qFormat="1" w:unhideWhenUsed="0" w:uiPriority="0" w:name="Default Paragraph Font"/>
     <w:lsdException w:unhideWhenUsed="0" w:uiPriority="0" w:semiHidden="0" w:name="Body Text"/>
     <w:lsdException w:unhideWhenUsed="0" w:uiPriority="0" w:semiHidden="0" w:name="Body Text Indent"/>
     <w:lsdException w:unhideWhenUsed="0" w:uiPriority="0" w:semiHidden="0" w:name="List Continue"/>
@@ -1583,7 +1702,7 @@
     <w:lsdException w:unhideWhenUsed="0" w:uiPriority="0" w:semiHidden="0" w:name="HTML Sample"/>
     <w:lsdException w:unhideWhenUsed="0" w:uiPriority="0" w:semiHidden="0" w:name="HTML Typewriter"/>
     <w:lsdException w:unhideWhenUsed="0" w:uiPriority="0" w:semiHidden="0" w:name="HTML Variable"/>
-    <w:lsdException w:unhideWhenUsed="0" w:uiPriority="0" w:name="Normal Table"/>
+    <w:lsdException w:qFormat="1" w:unhideWhenUsed="0" w:uiPriority="0" w:name="Normal Table"/>
     <w:lsdException w:unhideWhenUsed="0" w:uiPriority="0" w:semiHidden="0" w:name="annotation subject"/>
     <w:lsdException w:unhideWhenUsed="0" w:uiPriority="0" w:semiHidden="0" w:name="Table Simple 1"/>
     <w:lsdException w:unhideWhenUsed="0" w:uiPriority="0" w:semiHidden="0" w:name="Table Simple 2"/>
@@ -1746,11 +1865,13 @@
   <w:style w:type="character" w:default="1" w:styleId="3">
     <w:name w:val="Default Paragraph Font"/>
     <w:semiHidden/>
+    <w:qFormat/>
     <w:uiPriority w:val="0"/>
   </w:style>
   <w:style w:type="table" w:default="1" w:styleId="2">
     <w:name w:val="Normal Table"/>
     <w:semiHidden/>
+    <w:qFormat/>
     <w:uiPriority w:val="0"/>
     <w:tblPr>
       <w:tblCellMar>
